--- a/example_articles/countries/Germany/5.countries_Germany_Other_publisher.docx
+++ b/example_articles/countries/Germany/5.countries_Germany_Other_publisher.docx
@@ -27,17 +27,17 @@
     </w:p>
     <w:p>
       <w:r>
-        <w:t>Source File: Other publishers/Files (500) (15).DOCX</w:t>
+        <w:t>Source file: Other publishers/Files (500) (15).DOCX</w:t>
       </w:r>
     </w:p>
     <w:p>
       <w:r>
-        <w:t>Raw locations result: ['Germany']</w:t>
+        <w:t>Raw locations result, 'locations': ['Germany']</w:t>
       </w:r>
     </w:p>
     <w:p>
       <w:r>
-        <w:t>countries_stand_flat (Standardized): Germany</w:t>
+        <w:t>Standardized locations result, 'countries_stand_flat': Germany</w:t>
       </w:r>
     </w:p>
     <w:p>

--- a/example_articles/countries/Germany/5.countries_Germany_Other_publisher.docx
+++ b/example_articles/countries/Germany/5.countries_Germany_Other_publisher.docx
@@ -7,7 +7,7 @@
         <w:pStyle w:val="Heading1"/>
       </w:pPr>
       <w:r>
-        <w:t>Fashion works hard to be hip</w:t>
+        <w:t>German 'disgrace' takes 3 lives // Hate killing of Turks stun town</w:t>
       </w:r>
     </w:p>
     <w:p>
@@ -17,17 +17,17 @@
     </w:p>
     <w:p>
       <w:r>
-        <w:t>Date: 1992-08-26</w:t>
+        <w:t>Date: 1992-11-24</w:t>
       </w:r>
     </w:p>
     <w:p>
       <w:r>
-        <w:t>Section: LIFE; Pg. 1D</w:t>
+        <w:t>Section: NEWS; Pg. 4A</w:t>
       </w:r>
     </w:p>
     <w:p>
       <w:r>
-        <w:t>Source file: Other publishers/Files (500) (15).DOCX</w:t>
+        <w:t>Source file: Other publishers/Files (500) (21).DOCX</w:t>
       </w:r>
     </w:p>
     <w:p>
@@ -49,29 +49,45 @@
     </w:p>
     <w:p>
       <w:r>
-        <w:t>Next time someone says ''How very, very Ralph,'' they may mean Kramden, not Lauren.</w:t>
+        <w:t>Bahide Arslan was the matriarch of a sprawling Turkish family woven so tightly in the fabric of this tidy west German town that even the Germans sometimes called her ''Mama.''</w:t>
         <w:br/>
-        <w:t>Working-class heroes in bus driver shirts, gas jockey jackets, painter's pants and work boots are getting their due.</w:t>
+        <w:t>But rightist hatred cut the heart out of the Arslan family - and took a piece of this town with it.</w:t>
         <w:br/>
-        <w:t>Paul Kaufman, owner of boutique chain Na Na, says the manual labor look ''is cool. You look like a service station attendant from the '40s.''</w:t>
+        <w:t>Early Monday, thugs torched the yellow, three-story stone house the prosperous Arslans had peacefully and happily occupied for nearly three decades. Bahide Arslan, 51, died as she lay atop a grandson, protecting him from the smoke and flames.</w:t>
         <w:br/>
-        <w:t>Rosalie Huerta of New York's Antique Boutique agrees: ''The bus driver jacket, the waiter jacket, carpenter's pants and the gas station shirt are really popular.''</w:t>
+        <w:t>Another child, granddaughter Yeliz Arslan, 10, died in the blaze, along with 14-year-old Ayse Yilmaz, a visiting relative from Turkey. Six other family members were hospitalized.</w:t>
         <w:br/>
-        <w:t>Even teen lassy mag Sassy lauds working dude chinos - from J. Crew, Lands' End, L.L. Bean and Banana Republic - toughened up with biker boots. And designer Donna Karan's spring '93 menswear includes short, fat bus driver ties with utilitarian suspenders.</w:t>
+        <w:t>Moments later, fire broke out at another large home nearby that houses Turkish families. Three people were hurt, but they all survived, including a man who threw a mattress to the ground before dropping his child from three stories up.</w:t>
         <w:br/>
-        <w:t>Initial demand for blue-collar couture came from a punky clientele. Now the labor-dazed market is club-goers, hip-hoppers, skaters, rappers and ravers.</w:t>
+        <w:t>An anonymous caller told police two houses were burning, signing off with a ''Heil Hitler.''</w:t>
         <w:br/>
-        <w:t>Espousing the work ethic:</w:t>
+        <w:t>The attack spurred spontaneous rallies in Germany as hundreds of Berlin demonstrators - and hundreds more in Moelln - protested in solidarity with foreigners. About 1,000 leftist radicals and young Turks went on a rampage in the working-class district of Kreuzberg. Chancellor Helmut Kohl called the killings ''a horrible experience and a disgrace.''</w:t>
         <w:br/>
-        <w:t>- Basic partners Greg Castle and Buddy Carr buy generic uniforms, stick on logos and sell 'em ($ 25-$ 40) to skate shops.</w:t>
+        <w:t>Moelln, a town of 18,000 people 25 miles east of Hamburg, was stunned by the violence. Residents were angry and ashamed. Chief federal prosecutor Alexander von Stahl took over the murder investigation.</w:t>
         <w:br/>
-        <w:t>- X-Large, an industrial line of painter's pants, jackets, extra-wide shorts and T's ($ 20-$ 120), is sold in hip-hop shops.</w:t>
+        <w:t>The Arslans came here as ''guest workers'' and built a prosperous life. They ran a small restaurant on the main street of Moelln and worked at a variety of local jobs.</w:t>
         <w:br/>
-        <w:t>- The Sjobeck Collection has service jackets, shirts, jeans and caps that read ''Safety First'' and ''Service Manager.'' $ 16-$ 80.</w:t>
+        <w:t>Wolfgang Stapelfeldt, 41, has employed many of the Arslans, including the slain woman, at his clothing recycling business outside town.</w:t>
         <w:br/>
-        <w:t>- Dickies is top dog in work wear, especially its zip-front jacket, under $ 50. It has rolled out chinos ($ 14.95) for 70 years, with $ 400 million in sales last year. Hard to argue with folks who make T's with longer tails to help ''stop plumber's butt.''</w:t>
+        <w:t>''She was a wise woman, very commanding. Everybody called her Mama,'' said a tearful Stapelfeldt, who spent much of the day commiserating with family members and his employees.</w:t>
         <w:br/>
-        <w:t>Says Dickies' Diana Pollak : ''Dickies has been around since dirt. We'll be around long after this fad is over.''</w:t>
+        <w:t>''It shames me as a German,'' Stapelfeldt said. ''I am ashamed of what the world thinks of us. This is a small group of bad people; they are young and cruel,'' he said of rightist radicals.</w:t>
+        <w:br/>
+        <w:t>Others could scarcely believe that three people could be so wantonly slain.</w:t>
+        <w:br/>
+        <w:t>''I lived here for 18 years, and there have been no problems,'' said Richie Demircan, 29, a Turk who works in the Arslan restaurant, located in the charming, historic center of this clean, picturesque city.</w:t>
+        <w:br/>
+        <w:t>Others vow revenge.</w:t>
+        <w:br/>
+        <w:t>Said Aly Kaya, 22, one of Bahide Arslan's sons-in-law: ''They took three of ours. Now we will take three of theirs.'' Moments later he ran up the street where a group of other Turks had confronted a German youngster. Kaya slugged the youth in the face, and the German fled.</w:t>
+        <w:br/>
+        <w:t>''He is with the rightist scene here,'' Kaya said. ''I know he knows something.''</w:t>
+        <w:br/>
+        <w:br/>
+        <w:t>Notes</w:t>
+        <w:br/>
+        <w:br/>
+        <w:t>WASHINGTON AND THE WORLD; Mark Fritz writes for The Associated Press.</w:t>
         <w:br/>
         <w:br/>
         <w:t>Graphic</w:t>
@@ -79,11 +95,11 @@
         <w:br/>
         <w:t xml:space="preserve"> </w:t>
         <w:br/>
-        <w:t>PHOTO; color, Larry Ford</w:t>
+        <w:t>GRAPHIC, b/w, Marty Baumann, USA TODAY (Map, Germany); PHOTO, b/w, Christian Eggers, AP</w:t>
         <w:br/>
         <w:t xml:space="preserve"> </w:t>
         <w:br/>
-        <w:t>CUTLINE: LABOR LOOK: Jackets and T's make up manual chic from the Antique Boutique.</w:t>
+        <w:t>CUTLINE: MOURNING: A girl lays flowers outside an apartment building in Moelln, Germany, one of two buildings firebombed by rightists early Monday. Three Turks died in the attacks.</w:t>
       </w:r>
     </w:p>
     <w:sectPr>

--- a/example_articles/countries/Germany/5.countries_Germany_Other_publisher.docx
+++ b/example_articles/countries/Germany/5.countries_Germany_Other_publisher.docx
@@ -7,7 +7,7 @@
         <w:pStyle w:val="Heading1"/>
       </w:pPr>
       <w:r>
-        <w:t>German 'disgrace' takes 3 lives // Hate killing of Turks stun town</w:t>
+        <w:t>Study of Nazi roots takes unusual approach</w:t>
       </w:r>
     </w:p>
     <w:p>
@@ -17,17 +17,17 @@
     </w:p>
     <w:p>
       <w:r>
-        <w:t>Date: 1992-11-24</w:t>
+        <w:t>Date: 1992-11-14</w:t>
       </w:r>
     </w:p>
     <w:p>
       <w:r>
-        <w:t>Section: NEWS; Pg. 4A</w:t>
+        <w:t>Section: Variety; Pg. 1E</w:t>
       </w:r>
     </w:p>
     <w:p>
       <w:r>
-        <w:t>Source file: Other publishers/Files (500) (21).DOCX</w:t>
+        <w:t>Source file: Other publishers/Files (500) (29).DOCX</w:t>
       </w:r>
     </w:p>
     <w:p>
@@ -49,45 +49,87 @@
     </w:p>
     <w:p>
       <w:r>
-        <w:t>Bahide Arslan was the matriarch of a sprawling Turkish family woven so tightly in the fabric of this tidy west German town that even the Germans sometimes called her ''Mama.''</w:t>
+        <w:t>When sociologist William Brustein went to Berlin a few years ago one of the first things he did was get on a tour bus to see the city.</w:t>
         <w:br/>
-        <w:t>But rightist hatred cut the heart out of the Arslan family - and took a piece of this town with it.</w:t>
+        <w:t xml:space="preserve"> What he saw was history. But it wasn't what he saw that made the tour memorable. It was what he heard.</w:t>
         <w:br/>
-        <w:t>Early Monday, thugs torched the yellow, three-story stone house the prosperous Arslans had peacefully and happily occupied for nearly three decades. Bahide Arslan, 51, died as she lay atop a grandson, protecting him from the smoke and flames.</w:t>
+        <w:t xml:space="preserve"> As the bus passed the bunker where Hitler spent his last days, the guide told of this dark hour of history and how World War II was brought on by a Fuehrer who was wicked and had seized power and tricked the German people, and it would never happen again.</w:t>
         <w:br/>
-        <w:t>Another child, granddaughter Yeliz Arslan, 10, died in the blaze, along with 14-year-old Ayse Yilmaz, a visiting relative from Turkey. Six other family members were hospitalized.</w:t>
+        <w:t>Brustein had spent a good part of his academic life studying the Nazi movement, and he felt what he was hearing that day in Berlin was wrong.</w:t>
         <w:br/>
-        <w:t>Moments later, fire broke out at another large home nearby that houses Turkish families. Three people were hurt, but they all survived, including a man who threw a mattress to the ground before dropping his child from three stories up.</w:t>
+        <w:t xml:space="preserve"> For one thing, he says, the German people had voted overwhelmingly for the Nazi party. They knew what they were doing.</w:t>
         <w:br/>
-        <w:t>An anonymous caller told police two houses were burning, signing off with a ''Heil Hitler.''</w:t>
+        <w:t xml:space="preserve"> For another, he says "It could happen again."</w:t>
         <w:br/>
-        <w:t>The attack spurred spontaneous rallies in Germany as hundreds of Berlin demonstrators - and hundreds more in Moelln - protested in solidarity with foreigners. About 1,000 leftist radicals and young Turks went on a rampage in the working-class district of Kreuzberg. Chancellor Helmut Kohl called the killings ''a horrible experience and a disgrace.''</w:t>
+        <w:t xml:space="preserve"> Brustein's insights may have more relevance today than they did just a few years ago because such radical movements have gained popularity again in Germany and other Europeoa countries in recent years. Even the University of Minnesota campus has seen a resurgence of what is called the white power movement.</w:t>
         <w:br/>
-        <w:t>Moelln, a town of 18,000 people 25 miles east of Hamburg, was stunned by the violence. Residents were angry and ashamed. Chief federal prosecutor Alexander von Stahl took over the murder investigation.</w:t>
+        <w:t xml:space="preserve"> Brustein, 45, director of the University's Center for European Studies, began his quest to understand the Nazi movement as a boy in Fairfield, N.J. He heard first-hand accounts of the Holocaust from his Jewish relatives. He said that experience helped him chose to become a sociologist specializing in the study of radical movements. Now, he is writing a book that explores the roots of Nazi power.</w:t>
         <w:br/>
-        <w:t>The Arslans came here as ''guest workers'' and built a prosperous life. They ran a small restaurant on the main street of Moelln and worked at a variety of local jobs.</w:t>
+        <w:t xml:space="preserve"> It hasn't been easy. His colleagues warned him that to really pin down the reasons why Nazis became Nazis he'd have to get to Berlin and pore over inaccessible Nazi records.</w:t>
         <w:br/>
-        <w:t>Wolfgang Stapelfeldt, 41, has employed many of the Arslans, including the slain woman, at his clothing recycling business outside town.</w:t>
+        <w:t xml:space="preserve"> During the war the records were housed in a big record center run by the Gestapo. The U.S. Army captured the records center in 1945 and has controlled it since.</w:t>
         <w:br/>
-        <w:t>''She was a wise woman, very commanding. Everybody called her Mama,'' said a tearful Stapelfeldt, who spent much of the day commiserating with family members and his employees.</w:t>
+        <w:t xml:space="preserve"> No team of researchers had ever explored these archives. Many records were in old German handwriting, anyway, and few Germans could read them.</w:t>
         <w:br/>
-        <w:t>''It shames me as a German,'' Stapelfeldt said. ''I am ashamed of what the world thinks of us. This is a small group of bad people; they are young and cruel,'' he said of rightist radicals.</w:t>
+        <w:t xml:space="preserve"> Beyond that, Brustein said, the records were politically sensitive. Former Nazis didn't want their pasts discovered. Many records were stolen or destroyed.</w:t>
         <w:br/>
-        <w:t>Others could scarcely believe that three people could be so wantonly slain.</w:t>
+        <w:t xml:space="preserve"> But during his visit to Berlin that October he visited the record center.</w:t>
         <w:br/>
-        <w:t>''I lived here for 18 years, and there have been no problems,'' said Richie Demircan, 29, a Turk who works in the Arslan restaurant, located in the charming, historic center of this clean, picturesque city.</w:t>
+        <w:t xml:space="preserve"> When the professor entered the building that day, he was astonished. It covered an area bigger than a football field. It was filled with boxes of meticulously filed notes - more than 11 million records, wall to wall and floor to ceiling.</w:t>
         <w:br/>
-        <w:t>Others vow revenge.</w:t>
+        <w:t xml:space="preserve"> To get to them, Brustein had to get past the guardian of the records, an American colonel who was reluctant to let researchers in because of previous thefts. The colonel was hesitant.</w:t>
         <w:br/>
-        <w:t>Said Aly Kaya, 22, one of Bahide Arslan's sons-in-law: ''They took three of ours. Now we will take three of theirs.'' Moments later he ran up the street where a group of other Turks had confronted a German youngster. Kaya slugged the youth in the face, and the German fled.</w:t>
+        <w:t xml:space="preserve"> Brustein took a gamble. He's a sports fan. He knows sports so well that reporters often call him to seek his sociological perspective on the Twins and Vikings.</w:t>
         <w:br/>
-        <w:t>''He is with the rightist scene here,'' Kaya said. ''I know he knows something.''</w:t>
+        <w:t xml:space="preserve"> "I just started talking sports," he said, "and I found out this guy loved sports and he told me he was from Louisiana and I started talking about the famous team at LSU in the '50s and its great running back, Billy Cannon.</w:t>
         <w:br/>
+        <w:t xml:space="preserve"> "That turned him on and so we went on about sports for 20 minutes or so and finally, I asked him if I could bring my (research) team, and he says 'Yeah', and that was it. Didn't have anything to do with the merits of the project."</w:t>
         <w:br/>
-        <w:t>Notes</w:t>
+        <w:t xml:space="preserve"> Next, Brustein recruited a team to go through the records - eight students, fluent in German and data entry, chosen from 100 applicants.</w:t>
         <w:br/>
+        <w:t xml:space="preserve"> The team went to Berlin in April, 1989, and came back with what Brustein believes is the largest data sample in the world on individual party members: 42,000 Nazis who were members from 1925, when Hitler revitalized the party, to 1933, when he was named chancellor.</w:t>
         <w:br/>
-        <w:t>WASHINGTON AND THE WORLD; Mark Fritz writes for The Associated Press.</w:t>
+        <w:t xml:space="preserve"> Never before, he said, has there been a study of party members of this magnitude.</w:t>
+        <w:br/>
+        <w:t xml:space="preserve"> The results of the effort are being set down in Brustein's book-in-progress, "The Logic of Evil."</w:t>
+        <w:br/>
+        <w:t xml:space="preserve"> In it, he develops a theory that the German people weren't fully informed about the Nazi's anti-Semitic plans or their designs on world conquest.  They were only doing what came naturally when they bought the party's program.</w:t>
+        <w:br/>
+        <w:t xml:space="preserve"> Under the circumstances, he said, it was the logical thing to do.</w:t>
+        <w:br/>
+        <w:t xml:space="preserve"> He says it's a myth that the Nazi juggernaut swept the people up in an irrational wave of nationalism and anti-Semitism. More likley, he said, the German people were motivated by ordinary and logical factors: their own material interests.</w:t>
+        <w:br/>
+        <w:t xml:space="preserve"> The Nazis appealed especially to the working class in ways the socialists and communists could not.</w:t>
+        <w:br/>
+        <w:t xml:space="preserve"> "The communists and socialists would come by and tell the workers, 'Hey, we're the international brotherhood of the proletariat and we are fighting for the rights of workers all over the world.'</w:t>
+        <w:br/>
+        <w:t xml:space="preserve"> "The next day the Nazis would come by and say, 'Look, we don't give a damn about the international proletariat. Why should you care what's going on with the workers in Poland or Russia or France or the United States? We care about German workers. The pie is only so big. If you slice it between workers all over the world, there won't be much left for you.'</w:t>
+        <w:br/>
+        <w:t xml:space="preserve"> "Always, they appealed to the economic interests of the workers."</w:t>
+        <w:br/>
+        <w:t xml:space="preserve"> In effect, the German people thought they were voting for a program not unlike Roosevelt's New Deal later in the United States, complete with pump priming and massive public works and its own brand of Keynesian economics designed to get Germany out of its deep depression.</w:t>
+        <w:br/>
+        <w:t xml:space="preserve"> When the legislative elections came in 1932, the Nazis defeated five other major parties with a 37 percent plurality. Dictatorship and militarism and anti-Semitism all sneaked in through the back door later on.</w:t>
+        <w:br/>
+        <w:t xml:space="preserve"> Brustein isn't expecting universal approval for his thesis It's more appealing for some people to believe that Germany was enchanted by Hitler's charisma.</w:t>
+        <w:br/>
+        <w:t xml:space="preserve"> One critic, Geoff Eley, a professor of German history at the University of Michigan who has reviewed some of Brustein's works on radical political movements, said the idea that the Nazis soft-pedaled their anti-Semitism in the early '30s is nothing new.</w:t>
+        <w:br/>
+        <w:t xml:space="preserve"> "The basic research has been done," he said in an interview, "and I don't think there's much more to tell."</w:t>
+        <w:br/>
+        <w:t xml:space="preserve"> But Brustein has his supporters. Hyman Berman, a University history professor and fellow student of radical movements, said Brustein's ideas make a lot of sense. David Duke, he said, didn't build popular support by going around talking racial superiority. He won followers by putting his racism on the back burner and stoking issues with broader appeal.</w:t>
+        <w:br/>
+        <w:t xml:space="preserve"> Brustein agrees that some scholars have emphasized the appeal of the Nazis' economic program, but they were few and far between. He said that he believes their work has been buried by others who argue the temporary insanity of the German people and the charismatic power of Adolf Hitler.</w:t>
+        <w:br/>
+        <w:t xml:space="preserve"> "The point I'm making is there has never been a fair hearing about the pocket-book issues that brought Hitler to power, and I support my book with the most unique data system in the world.</w:t>
+        <w:br/>
+        <w:t xml:space="preserve"> "The big problem is that people don't want to believe that such a nonrational outcome, the Holocaust, World War II, could have such ordinary, rational origins."</w:t>
+        <w:br/>
+        <w:t xml:space="preserve"> In the '60s, political philosopher Hannah Arendt wrote a book about Adolph Eichmann, the German SS officer whose job was shipping Jews to concentration camps. He was portrayed as a bureaucrat so scrupulously efficient and devoted to his job that he was blind to its moral implications.  Arendt called it the "banality of evil."</w:t>
+        <w:br/>
+        <w:t xml:space="preserve"> It was a unique view of German fascism and Brustein was impressed. He said he thinks "The Logic of Evil," brings another dimension to understanding tyranny and how it applies to the future with the emergence of radical right parties, especially in Germany and France.</w:t>
+        <w:br/>
+        <w:t xml:space="preserve"> During the '30s, Sinclair Lewis wrote a book, "It Can't Happen Here," about the rise of a fascist demagogue in the United States. If the right hate movement were to hitch a ride on the back of economic hard times, Brustein said, it could happen here.</w:t>
         <w:br/>
         <w:br/>
         <w:t>Graphic</w:t>
@@ -95,11 +137,7 @@
         <w:br/>
         <w:t xml:space="preserve"> </w:t>
         <w:br/>
-        <w:t>GRAPHIC, b/w, Marty Baumann, USA TODAY (Map, Germany); PHOTO, b/w, Christian Eggers, AP</w:t>
-        <w:br/>
-        <w:t xml:space="preserve"> </w:t>
-        <w:br/>
-        <w:t>CUTLINE: MOURNING: A girl lays flowers outside an apartment building in Moelln, Germany, one of two buildings firebombed by rightists early Monday. Three Turks died in the attacks.</w:t>
+        <w:t>Photograph</w:t>
       </w:r>
     </w:p>
     <w:sectPr>
